--- a/arb/docx/03.content.docx
+++ b/arb/docx/03.content.docx
@@ -9,6 +9,8 @@
       </w:pPr>
       <w:r>
         <w:rPr>
+          <w:rtl/>
+          <w:cs/>
           <w:lang w:val="ar_AE" w:bidi="ar_AE"/>
         </w:rPr>
       </w:r>
@@ -20,12 +22,16 @@
       </w:pPr>
       <w:r>
         <w:rPr>
+          <w:rtl/>
+          <w:cs/>
           <w:lang w:val="ar_AE" w:bidi="ar_AE"/>
         </w:rPr>
         <w:t>Resource: Biblica Study Notes</w:t>
       </w:r>
       <w:r>
         <w:rPr>
+          <w:rtl/>
+          <w:cs/>
           <w:lang w:val="ar_AE" w:bidi="ar_AE"/>
         </w:rPr>
       </w:r>
@@ -36,53 +42,71 @@
       </w:pPr>
       <w:r>
         <w:rPr>
+          <w:rtl/>
+          <w:cs/>
           <w:lang w:val="ar_AE" w:bidi="ar_AE"/>
         </w:rPr>
       </w:r>
       <w:r>
         <w:rPr>
           <w:b/>
+          <w:rtl/>
+          <w:cs/>
           <w:lang w:val="ar_AE" w:bidi="ar_AE"/>
         </w:rPr>
         <w:t>Biblica Study Notes (Book Intros)</w:t>
       </w:r>
       <w:r>
         <w:rPr>
+          <w:rtl/>
+          <w:cs/>
           <w:lang w:val="ar_AE" w:bidi="ar_AE"/>
         </w:rPr>
         <w:t xml:space="preserve"> © 2023 Biblica Inc. Released under CC BY-SA 4.0 license. </w:t>
       </w:r>
       <w:r>
         <w:rPr>
+          <w:rtl/>
+          <w:cs/>
           <w:lang w:val="ar_AE" w:bidi="ar_AE"/>
         </w:rPr>
         <w:t>Biblica Study Notes</w:t>
       </w:r>
       <w:r>
         <w:rPr>
+          <w:rtl/>
+          <w:cs/>
           <w:lang w:val="ar_AE" w:bidi="ar_AE"/>
         </w:rPr>
         <w:t xml:space="preserve"> has been adapted in the following languages: Tok Pisin, Arabic (عربي), French (Français), Hindi (हिंदी), Indonesian (Bahasa Indonesia), Portuguese (Português), Russian (Русский), Spanish (Español), Swahili (Kiswahili), and Simplified Chinese (简体中文)from </w:t>
       </w:r>
       <w:r>
         <w:rPr>
+          <w:rtl/>
+          <w:cs/>
           <w:lang w:val="ar_AE" w:bidi="ar_AE"/>
         </w:rPr>
         <w:t>Biblica Study Notes</w:t>
       </w:r>
       <w:r>
         <w:rPr>
+          <w:rtl/>
+          <w:cs/>
           <w:lang w:val="ar_AE" w:bidi="ar_AE"/>
         </w:rPr>
         <w:t xml:space="preserve"> © 2023 Biblica Inc. Released under CC BY-SA 4.0 license by Mission Mutual</w:t>
       </w:r>
       <w:r>
         <w:rPr>
-          <w:lang w:val="ar_AE" w:bidi="ar_AE"/>
-        </w:rPr>
-      </w:r>
-      <w:r>
-        <w:rPr>
+          <w:rtl/>
+          <w:cs/>
+          <w:lang w:val="ar_AE" w:bidi="ar_AE"/>
+        </w:rPr>
+      </w:r>
+      <w:r>
+        <w:rPr>
+          <w:rtl/>
+          <w:cs/>
           <w:lang w:val="ar_AE" w:bidi="ar_AE"/>
         </w:rPr>
       </w:r>
@@ -94,6 +118,8 @@
       </w:pPr>
       <w:r>
         <w:rPr>
+          <w:rtl/>
+          <w:cs/>
           <w:lang w:val="ar_AE" w:bidi="ar_AE"/>
         </w:rPr>
         <w:t>Biblica Study Notes</w:t>
@@ -123,6 +149,8 @@
       </w:pPr>
       <w:r>
         <w:rPr>
+          <w:rtl/>
+          <w:cs/>
           <w:lang w:val="ar_AE" w:bidi="ar_AE"/>
         </w:rPr>
       </w:r>
@@ -134,12 +162,16 @@
       </w:pPr>
       <w:r>
         <w:rPr>
+          <w:rtl/>
+          <w:cs/>
           <w:lang w:val="ar_AE" w:bidi="ar_AE"/>
         </w:rPr>
         <w:t>LEV</w:t>
       </w:r>
       <w:r>
         <w:rPr>
+          <w:rtl/>
+          <w:cs/>
           <w:lang w:val="ar_AE" w:bidi="ar_AE"/>
         </w:rPr>
       </w:r>
@@ -150,22 +182,30 @@
       </w:pPr>
       <w:r>
         <w:rPr>
-          <w:lang w:val="ar_AE" w:bidi="ar_AE"/>
-        </w:rPr>
-      </w:r>
-      <w:r>
-        <w:rPr>
+          <w:rtl/>
+          <w:cs/>
+          <w:lang w:val="ar_AE" w:bidi="ar_AE"/>
+        </w:rPr>
+      </w:r>
+      <w:r>
+        <w:rPr>
+          <w:rtl/>
+          <w:cs/>
           <w:lang w:val="ar_AE" w:bidi="ar_AE"/>
         </w:rPr>
         <w:t xml:space="preserve"> </w:t>
       </w:r>
       <w:r>
         <w:rPr>
-          <w:lang w:val="ar_AE" w:bidi="ar_AE"/>
-        </w:rPr>
-      </w:r>
-      <w:r>
-        <w:rPr>
+          <w:rtl/>
+          <w:cs/>
+          <w:lang w:val="ar_AE" w:bidi="ar_AE"/>
+        </w:rPr>
+      </w:r>
+      <w:r>
+        <w:rPr>
+          <w:rtl/>
+          <w:cs/>
           <w:lang w:val="ar_AE" w:bidi="ar_AE"/>
         </w:rPr>
       </w:r>
@@ -191,6 +231,8 @@
       </w:pPr>
       <w:r>
         <w:rPr>
+          <w:rtl/>
+          <w:cs/>
           <w:lang w:val="ar_AE" w:bidi="ar_AE"/>
         </w:rPr>
       </w:r>
@@ -202,12 +244,16 @@
       </w:pPr>
       <w:r>
         <w:rPr>
+          <w:rtl/>
+          <w:cs/>
           <w:lang w:val="ar_AE" w:bidi="ar_AE"/>
         </w:rPr>
         <w:t>اللاويين</w:t>
       </w:r>
       <w:r>
         <w:rPr>
+          <w:rtl/>
+          <w:cs/>
           <w:lang w:val="ar_AE" w:bidi="ar_AE"/>
         </w:rPr>
       </w:r>
@@ -218,12 +264,16 @@
       </w:pPr>
       <w:r>
         <w:rPr>
+          <w:rtl/>
+          <w:cs/>
           <w:lang w:val="ar_AE" w:bidi="ar_AE"/>
         </w:rPr>
       </w:r>
       <w:r>
         <w:rPr>
           <w:b/>
+          <w:rtl/>
+          <w:cs/>
           <w:lang w:val="ar_AE" w:bidi="ar_AE"/>
         </w:rPr>
         <w:t>ما هو سفر اللاويين؟</w:t>
@@ -238,11 +288,15 @@
       </w:pPr>
       <w:r>
         <w:rPr>
-          <w:lang w:val="ar_AE" w:bidi="ar_AE"/>
-        </w:rPr>
-      </w:r>
-      <w:r>
-        <w:rPr>
+          <w:rtl/>
+          <w:cs/>
+          <w:lang w:val="ar_AE" w:bidi="ar_AE"/>
+        </w:rPr>
+      </w:r>
+      <w:r>
+        <w:rPr>
+          <w:rtl/>
+          <w:cs/>
           <w:lang w:val="ar_AE" w:bidi="ar_AE"/>
         </w:rPr>
         <w:t>اللاويين هو سرد لأحداث في تاريخ شعب إسرائيل. ولقد تم تسجيله في صورة مجموعة من العديد من الشرائع وبعض القصص. وتم تناقلهم عبر العائلات الإسرائيلية واليهودية لمئات السنين. ولقد تكلم الله لموسى وشعب إسرائيل بتلك الوصايا والشرائع.</w:t>
@@ -257,11 +311,15 @@
       </w:pPr>
       <w:r>
         <w:rPr>
-          <w:lang w:val="ar_AE" w:bidi="ar_AE"/>
-        </w:rPr>
-      </w:r>
-      <w:r>
-        <w:rPr>
+          <w:rtl/>
+          <w:cs/>
+          <w:lang w:val="ar_AE" w:bidi="ar_AE"/>
+        </w:rPr>
+      </w:r>
+      <w:r>
+        <w:rPr>
+          <w:rtl/>
+          <w:cs/>
           <w:lang w:val="ar_AE" w:bidi="ar_AE"/>
         </w:rPr>
         <w:t>يُعتقد أن موسى كتب بعض هذه الشرائع والقصص. كما يُعتقد أنه كتبها بين سنة 1450 وسنة 1410 قبل الميلاد.</w:t>
@@ -276,11 +334,15 @@
       </w:pPr>
       <w:r>
         <w:rPr>
-          <w:lang w:val="ar_AE" w:bidi="ar_AE"/>
-        </w:rPr>
-      </w:r>
-      <w:r>
-        <w:rPr>
+          <w:rtl/>
+          <w:cs/>
+          <w:lang w:val="ar_AE" w:bidi="ar_AE"/>
+        </w:rPr>
+      </w:r>
+      <w:r>
+        <w:rPr>
+          <w:rtl/>
+          <w:cs/>
           <w:lang w:val="ar_AE" w:bidi="ar_AE"/>
         </w:rPr>
         <w:t>تمت كتابة أجزاء أخرى من سفر اللاويين بواسطة أشخاص آخرين من شعب إسرائيل.</w:t>
@@ -292,12 +354,16 @@
       </w:pPr>
       <w:r>
         <w:rPr>
+          <w:rtl/>
+          <w:cs/>
           <w:lang w:val="ar_AE" w:bidi="ar_AE"/>
         </w:rPr>
       </w:r>
       <w:r>
         <w:rPr>
           <w:b/>
+          <w:rtl/>
+          <w:cs/>
           <w:lang w:val="ar_AE" w:bidi="ar_AE"/>
         </w:rPr>
         <w:t>لمن كُتب هذا السفر؟</w:t>
@@ -312,11 +378,15 @@
       </w:pPr>
       <w:r>
         <w:rPr>
-          <w:lang w:val="ar_AE" w:bidi="ar_AE"/>
-        </w:rPr>
-      </w:r>
-      <w:r>
-        <w:rPr>
+          <w:rtl/>
+          <w:cs/>
+          <w:lang w:val="ar_AE" w:bidi="ar_AE"/>
+        </w:rPr>
+      </w:r>
+      <w:r>
+        <w:rPr>
+          <w:rtl/>
+          <w:cs/>
           <w:lang w:val="ar_AE" w:bidi="ar_AE"/>
         </w:rPr>
         <w:t>لشعب إسرائيل.</w:t>
@@ -328,12 +398,16 @@
       </w:pPr>
       <w:r>
         <w:rPr>
+          <w:rtl/>
+          <w:cs/>
           <w:lang w:val="ar_AE" w:bidi="ar_AE"/>
         </w:rPr>
       </w:r>
       <w:r>
         <w:rPr>
           <w:b/>
+          <w:rtl/>
+          <w:cs/>
           <w:lang w:val="ar_AE" w:bidi="ar_AE"/>
         </w:rPr>
         <w:t>لماذا كُتب سفر اللاويين؟</w:t>
@@ -348,11 +422,15 @@
       </w:pPr>
       <w:r>
         <w:rPr>
-          <w:lang w:val="ar_AE" w:bidi="ar_AE"/>
-        </w:rPr>
-      </w:r>
-      <w:r>
-        <w:rPr>
+          <w:rtl/>
+          <w:cs/>
+          <w:lang w:val="ar_AE" w:bidi="ar_AE"/>
+        </w:rPr>
+      </w:r>
+      <w:r>
+        <w:rPr>
+          <w:rtl/>
+          <w:cs/>
           <w:lang w:val="ar_AE" w:bidi="ar_AE"/>
         </w:rPr>
         <w:t>لتسجيل الوصايا والشرائع التي أعطاها الله لشعب إسرائيل. فقد كانت هذه الوصايا جزءًا من عهد الله معهم. وكانت تتعلق بعبادة الله والعيش وفقًا لطريقة الله.</w:t>
@@ -367,11 +445,15 @@
       </w:pPr>
       <w:r>
         <w:rPr>
-          <w:lang w:val="ar_AE" w:bidi="ar_AE"/>
-        </w:rPr>
-      </w:r>
-      <w:r>
-        <w:rPr>
+          <w:rtl/>
+          <w:cs/>
+          <w:lang w:val="ar_AE" w:bidi="ar_AE"/>
+        </w:rPr>
+      </w:r>
+      <w:r>
+        <w:rPr>
+          <w:rtl/>
+          <w:cs/>
           <w:lang w:val="ar_AE" w:bidi="ar_AE"/>
         </w:rPr>
         <w:t>لشرح البركات واللعنات لعهد جبل سيناء.</w:t>
@@ -386,11 +468,15 @@
       </w:pPr>
       <w:r>
         <w:rPr>
-          <w:lang w:val="ar_AE" w:bidi="ar_AE"/>
-        </w:rPr>
-      </w:r>
-      <w:r>
-        <w:rPr>
+          <w:rtl/>
+          <w:cs/>
+          <w:lang w:val="ar_AE" w:bidi="ar_AE"/>
+        </w:rPr>
+      </w:r>
+      <w:r>
+        <w:rPr>
+          <w:rtl/>
+          <w:cs/>
           <w:lang w:val="ar_AE" w:bidi="ar_AE"/>
         </w:rPr>
         <w:t>لوصف عمل سبط لاوي. ففي اللغة العبرية، كلمة اللاويين تعني ما يتعلق باللاويين. وقد كان عملهم هو قيادة بني إسرائيل في عبادة الله.</w:t>
@@ -402,12 +488,16 @@
       </w:pPr>
       <w:r>
         <w:rPr>
+          <w:rtl/>
+          <w:cs/>
           <w:lang w:val="ar_AE" w:bidi="ar_AE"/>
         </w:rPr>
       </w:r>
       <w:r>
         <w:rPr>
           <w:b/>
+          <w:rtl/>
+          <w:cs/>
           <w:lang w:val="ar_AE" w:bidi="ar_AE"/>
         </w:rPr>
         <w:t>الأفكار الرئيسية</w:t>
@@ -422,11 +512,15 @@
       </w:pPr>
       <w:r>
         <w:rPr>
-          <w:lang w:val="ar_AE" w:bidi="ar_AE"/>
-        </w:rPr>
-      </w:r>
-      <w:r>
-        <w:rPr>
+          <w:rtl/>
+          <w:cs/>
+          <w:lang w:val="ar_AE" w:bidi="ar_AE"/>
+        </w:rPr>
+      </w:r>
+      <w:r>
+        <w:rPr>
+          <w:rtl/>
+          <w:cs/>
           <w:lang w:val="ar_AE" w:bidi="ar_AE"/>
         </w:rPr>
         <w:t>تعليمات لتقديم القرابين والذبائح.</w:t>
@@ -441,11 +535,15 @@
       </w:pPr>
       <w:r>
         <w:rPr>
-          <w:lang w:val="ar_AE" w:bidi="ar_AE"/>
-        </w:rPr>
-      </w:r>
-      <w:r>
-        <w:rPr>
+          <w:rtl/>
+          <w:cs/>
+          <w:lang w:val="ar_AE" w:bidi="ar_AE"/>
+        </w:rPr>
+      </w:r>
+      <w:r>
+        <w:rPr>
+          <w:rtl/>
+          <w:cs/>
           <w:lang w:val="ar_AE" w:bidi="ar_AE"/>
         </w:rPr>
         <w:t>الممارسات التي تميز شعب إسرائيل عن الشعوب الأخرى.</w:t>
@@ -460,11 +558,15 @@
       </w:pPr>
       <w:r>
         <w:rPr>
-          <w:lang w:val="ar_AE" w:bidi="ar_AE"/>
-        </w:rPr>
-      </w:r>
-      <w:r>
-        <w:rPr>
+          <w:rtl/>
+          <w:cs/>
+          <w:lang w:val="ar_AE" w:bidi="ar_AE"/>
+        </w:rPr>
+      </w:r>
+      <w:r>
+        <w:rPr>
+          <w:rtl/>
+          <w:cs/>
           <w:lang w:val="ar_AE" w:bidi="ar_AE"/>
         </w:rPr>
         <w:t>شرائع تخص الكهنة وعملهم الخاص.</w:t>
@@ -476,12 +578,16 @@
       </w:pPr>
       <w:r>
         <w:rPr>
+          <w:rtl/>
+          <w:cs/>
           <w:lang w:val="ar_AE" w:bidi="ar_AE"/>
         </w:rPr>
       </w:r>
       <w:r>
         <w:rPr>
           <w:b/>
+          <w:rtl/>
+          <w:cs/>
           <w:lang w:val="ar_AE" w:bidi="ar_AE"/>
         </w:rPr>
         <w:t>مخطط السفر</w:t>
@@ -493,12 +599,16 @@
       </w:pPr>
       <w:r>
         <w:rPr>
+          <w:rtl/>
+          <w:cs/>
           <w:lang w:val="ar_AE" w:bidi="ar_AE"/>
         </w:rPr>
       </w:r>
       <w:r>
         <w:rPr>
           <w:b/>
+          <w:rtl/>
+          <w:cs/>
           <w:lang w:val="ar_AE" w:bidi="ar_AE"/>
         </w:rPr>
         <w:t>شرائع متعلقة بالقرابين والذبائح (1 – 7).</w:t>
@@ -510,12 +620,16 @@
       </w:pPr>
       <w:r>
         <w:rPr>
+          <w:rtl/>
+          <w:cs/>
           <w:lang w:val="ar_AE" w:bidi="ar_AE"/>
         </w:rPr>
       </w:r>
       <w:r>
         <w:rPr>
           <w:b/>
+          <w:rtl/>
+          <w:cs/>
           <w:lang w:val="ar_AE" w:bidi="ar_AE"/>
         </w:rPr>
         <w:t>بدء عمل الكهنة في خدمة الرب (8 – 10).</w:t>
@@ -527,12 +641,16 @@
       </w:pPr>
       <w:r>
         <w:rPr>
+          <w:rtl/>
+          <w:cs/>
           <w:lang w:val="ar_AE" w:bidi="ar_AE"/>
         </w:rPr>
       </w:r>
       <w:r>
         <w:rPr>
           <w:b/>
+          <w:rtl/>
+          <w:cs/>
           <w:lang w:val="ar_AE" w:bidi="ar_AE"/>
         </w:rPr>
         <w:t>شرائع حول النظافة والطهارة (11 – 15).</w:t>
@@ -544,12 +662,16 @@
       </w:pPr>
       <w:r>
         <w:rPr>
+          <w:rtl/>
+          <w:cs/>
           <w:lang w:val="ar_AE" w:bidi="ar_AE"/>
         </w:rPr>
       </w:r>
       <w:r>
         <w:rPr>
           <w:b/>
+          <w:rtl/>
+          <w:cs/>
           <w:lang w:val="ar_AE" w:bidi="ar_AE"/>
         </w:rPr>
         <w:t>يوم الكفارة أو اليوم الذي يتم فيه دفع الثمن عن الخطية (16).</w:t>
@@ -561,23 +683,31 @@
       </w:pPr>
       <w:r>
         <w:rPr>
+          <w:rtl/>
+          <w:cs/>
           <w:lang w:val="ar_AE" w:bidi="ar_AE"/>
         </w:rPr>
       </w:r>
       <w:r>
         <w:rPr>
           <w:b/>
+          <w:rtl/>
+          <w:cs/>
           <w:lang w:val="ar_AE" w:bidi="ar_AE"/>
         </w:rPr>
         <w:t>شرائع تخص القداسة (17 – 27).</w:t>
       </w:r>
       <w:r>
         <w:rPr>
-          <w:lang w:val="ar_AE" w:bidi="ar_AE"/>
-        </w:rPr>
-      </w:r>
-      <w:r>
-        <w:rPr>
+          <w:rtl/>
+          <w:cs/>
+          <w:lang w:val="ar_AE" w:bidi="ar_AE"/>
+        </w:rPr>
+      </w:r>
+      <w:r>
+        <w:rPr>
+          <w:rtl/>
+          <w:cs/>
           <w:lang w:val="ar_AE" w:bidi="ar_AE"/>
         </w:rPr>
       </w:r>
